--- a/docs/descargas/2026-09-01_ai-clauses_guia-municipal-20-paginas.docx
+++ b/docs/descargas/2026-09-01_ai-clauses_guia-municipal-20-paginas.docx
@@ -123,7 +123,7 @@
           <w:sz w:val="21"/>
           <w:szCs w:val="21"/>
         </w:rPr>
-        <w:t xml:space="preserve"> Enrique Jiménez y Roberto García, técnicos del área de contratación del Ayuntamiento de Pozuelo de Alarcón.</w:t>
+        <w:t xml:space="preserve"> Enrique Jiménez, responsable de los contratos de innovación, y Roberto García, jefe de informática, ambos del Ayuntamiento de Pozuelo de Alarcón.</w:t>
       </w:r>
     </w:p>
     <w:p>
@@ -151,7 +151,7 @@
           <w:sz w:val="21"/>
           <w:szCs w:val="21"/>
         </w:rPr>
-        <w:t xml:space="preserve">Este catálogo nace de un caso real del Ayuntamiento de Pozuelo de Alarcón, pero </w:t>
+        <w:t xml:space="preserve">Este catálogo nace de un problema real de gestión municipal, pero </w:t>
       </w:r>
       <w:r>
         <w:rPr>
@@ -162,7 +162,7 @@
           <w:sz w:val="21"/>
           <w:szCs w:val="21"/>
         </w:rPr>
-        <w:t xml:space="preserve">no es un documento oficial del Ayuntamiento</w:t>
+        <w:t xml:space="preserve">no es un documento oficial del Ayuntamiento de Pozuelo de Alarcón</w:t>
       </w:r>
       <w:r>
         <w:rPr>
@@ -171,7 +171,27 @@
           <w:sz w:val="21"/>
           <w:szCs w:val="21"/>
         </w:rPr>
-        <w:t xml:space="preserve">, no ha sido aprobado por ningún órgano municipal y no expresa la posición de la Corporación. Es una propuesta técnica publicada para el debate y la reutilización.</w:t>
+        <w:t xml:space="preserve">, no ha sido aprobado por ningún órgano municipal y no expresa la posición de la Corporación; ningún órgano de contratación, intervención o asesoría jurídica se ha pronunciado sobre él. Es una propuesta técnica publicada para el debate y la reutilización. El caso trabajado de la Parte VI es un </w:t>
+      </w:r>
+      <w:r>
+        <w:rPr>
+          <w:rFonts w:ascii="Calibri" w:cs="Calibri" w:eastAsia="Calibri" w:hAnsi="Calibri"/>
+          <w:b/>
+          <w:bCs/>
+          <w:color w:val="22201D"/>
+          <w:sz w:val="21"/>
+          <w:szCs w:val="21"/>
+        </w:rPr>
+        <w:t xml:space="preserve">expediente simulado</w:t>
+      </w:r>
+      <w:r>
+        <w:rPr>
+          <w:rFonts w:ascii="Calibri" w:cs="Calibri" w:eastAsia="Calibri" w:hAnsi="Calibri"/>
+          <w:color w:val="22201D"/>
+          <w:sz w:val="21"/>
+          <w:szCs w:val="21"/>
+        </w:rPr>
+        <w:t xml:space="preserve">: no corresponde a ninguna licitación real, en curso ni en preparación, y sus cifras están construidas para el ejemplo.</w:t>
       </w:r>
     </w:p>
     <w:p>
@@ -268,7 +288,7 @@
           <w:sz w:val="20"/>
           <w:szCs w:val="20"/>
         </w:rPr>
-        <w:t xml:space="preserve">Contratación y Asesoría Jurídica o Secretaría:</w:t>
+        <w:t xml:space="preserve">Quien redacta pliegos, asesoría jurídica o secretaría:</w:t>
       </w:r>
       <w:r>
         <w:rPr>
@@ -297,7 +317,7 @@
           <w:sz w:val="20"/>
           <w:szCs w:val="20"/>
         </w:rPr>
-        <w:t xml:space="preserve">Intervención:</w:t>
+        <w:t xml:space="preserve">Control interno:</w:t>
       </w:r>
       <w:r>
         <w:rPr>
@@ -7242,7 +7262,7 @@
           <w:bCs/>
           <w:color w:val="1F3864"/>
         </w:rPr>
-        <w:t xml:space="preserve">La mirada de Intervención</w:t>
+        <w:t xml:space="preserve">La mirada del control interno</w:t>
       </w:r>
     </w:p>
     <w:p>
@@ -7454,7 +7474,7 @@
           <w:bCs/>
           <w:color w:val="1F3864"/>
         </w:rPr>
-        <w:t xml:space="preserve">Piloto: contabilidad y patrimonio</w:t>
+        <w:t xml:space="preserve">El piloto: cómo elegirlo y por dónde empezar</w:t>
       </w:r>
     </w:p>
     <w:p>
@@ -7468,7 +7488,47 @@
           <w:sz w:val="20"/>
           <w:szCs w:val="20"/>
         </w:rPr>
-        <w:t xml:space="preserve">El piloto responde a la petición de probar el catálogo en un contrato real y reducir su abstracción. A la fecha de corte el expediente no estaba publicado y sus datos identificativos no eran públicos; por eso la Parte VI trabaja con datos hipotéticos que deben sustituirse antes de citar el caso como expediente real.</w:t>
+        <w:t xml:space="preserve">La Parte VI responde a la objeción de que el catálogo es demasiado abstracto. Lo hace en dos piezas: el </w:t>
+      </w:r>
+      <w:r>
+        <w:rPr>
+          <w:rFonts w:ascii="Calibri" w:cs="Calibri" w:eastAsia="Calibri" w:hAnsi="Calibri"/>
+          <w:b/>
+          <w:bCs/>
+          <w:color w:val="22201D"/>
+          <w:sz w:val="20"/>
+          <w:szCs w:val="20"/>
+        </w:rPr>
+        <w:t xml:space="preserve">método</w:t>
+      </w:r>
+      <w:r>
+        <w:rPr>
+          <w:rFonts w:ascii="Calibri" w:cs="Calibri" w:eastAsia="Calibri" w:hAnsi="Calibri"/>
+          <w:color w:val="22201D"/>
+          <w:sz w:val="20"/>
+          <w:szCs w:val="20"/>
+        </w:rPr>
+        <w:t xml:space="preserve"> para elegir el contrato piloto, aplicable por cualquier administración, y un </w:t>
+      </w:r>
+      <w:r>
+        <w:rPr>
+          <w:rFonts w:ascii="Calibri" w:cs="Calibri" w:eastAsia="Calibri" w:hAnsi="Calibri"/>
+          <w:b/>
+          <w:bCs/>
+          <w:color w:val="22201D"/>
+          <w:sz w:val="20"/>
+          <w:szCs w:val="20"/>
+        </w:rPr>
+        <w:t xml:space="preserve">ejemplo completo trabajado sobre un expediente simulado</w:t>
+      </w:r>
+      <w:r>
+        <w:rPr>
+          <w:rFonts w:ascii="Calibri" w:cs="Calibri" w:eastAsia="Calibri" w:hAnsi="Calibri"/>
+          <w:color w:val="22201D"/>
+          <w:sz w:val="20"/>
+          <w:szCs w:val="20"/>
+        </w:rPr>
+        <w:t xml:space="preserve"> —municipio, objeto, cifras y fechas construidos para el ejemplo, que no corresponden a ninguna licitación real, en curso ni en preparación—.</w:t>
       </w:r>
     </w:p>
     <w:p>
@@ -7482,7 +7542,183 @@
           <w:bCs/>
           <w:color w:val="1F3864"/>
         </w:rPr>
-        <w:t xml:space="preserve">Decisiones previas</w:t>
+        <w:t xml:space="preserve">Qué contrato sirve de piloto</w:t>
+      </w:r>
+    </w:p>
+    <w:p>
+      <w:pPr>
+        <w:pStyle w:val="GuideBody"/>
+      </w:pPr>
+      <w:r>
+        <w:rPr>
+          <w:rFonts w:ascii="Calibri" w:cs="Calibri" w:eastAsia="Calibri" w:hAnsi="Calibri"/>
+          <w:color w:val="22201D"/>
+          <w:sz w:val="20"/>
+          <w:szCs w:val="20"/>
+        </w:rPr>
+        <w:t xml:space="preserve">Cinco condiciones, y si falla alguna conviene esperar al siguiente: hay un usuario del dato distinto del gestor con obligación legal propia de controlarlo; la prestación produce dato estructurado y verificable; el objeto no es crítico en disponibilidad; existe mercado plural para ese objeto; y está en preparación, no en licitación. Lo desaconsejan los contratos menores, los basados en acuerdo marco, las adhesiones a central de compra y las prórrogas.</w:t>
+      </w:r>
+    </w:p>
+    <w:p>
+      <w:pPr>
+        <w:pStyle w:val="GuideH1"/>
+      </w:pPr>
+      <w:r>
+        <w:rPr>
+          <w:rFonts w:ascii="Georgia" w:cs="Georgia" w:eastAsia="Georgia" w:hAnsi="Georgia"/>
+          <w:b/>
+          <w:bCs/>
+          <w:color w:val="1F3864"/>
+        </w:rPr>
+        <w:t xml:space="preserve">El subconjunto mínimo: seis cláusulas, no veinticuatro</w:t>
+      </w:r>
+    </w:p>
+    <w:p>
+      <w:pPr>
+        <w:pStyle w:val="GuideBody"/>
+      </w:pPr>
+      <w:r>
+        <w:rPr>
+          <w:rFonts w:ascii="Calibri" w:cs="Calibri" w:eastAsia="Calibri" w:hAnsi="Calibri"/>
+          <w:color w:val="22201D"/>
+          <w:sz w:val="20"/>
+          <w:szCs w:val="20"/>
+        </w:rPr>
+        <w:t xml:space="preserve">Un primer expediente no incorpora el catálogo entero. Incorpora seis cláusulas que se sostienen solas y producen resultado verificable en el primer año: </w:t>
+      </w:r>
+      <w:r>
+        <w:rPr>
+          <w:rFonts w:ascii="Calibri" w:cs="Calibri" w:eastAsia="Calibri" w:hAnsi="Calibri"/>
+          <w:b/>
+          <w:bCs/>
+          <w:color w:val="22201D"/>
+          <w:sz w:val="20"/>
+          <w:szCs w:val="20"/>
+        </w:rPr>
+        <w:t xml:space="preserve">ADM‑12</w:t>
+      </w:r>
+      <w:r>
+        <w:rPr>
+          <w:rFonts w:ascii="Calibri" w:cs="Calibri" w:eastAsia="Calibri" w:hAnsi="Calibri"/>
+          <w:color w:val="22201D"/>
+          <w:sz w:val="20"/>
+          <w:szCs w:val="20"/>
+        </w:rPr>
+        <w:t xml:space="preserve"> (acceso de los órganos de control al dato: empezar dando, no pidiendo), </w:t>
+      </w:r>
+      <w:r>
+        <w:rPr>
+          <w:rFonts w:ascii="Calibri" w:cs="Calibri" w:eastAsia="Calibri" w:hAnsi="Calibri"/>
+          <w:b/>
+          <w:bCs/>
+          <w:color w:val="22201D"/>
+          <w:sz w:val="20"/>
+          <w:szCs w:val="20"/>
+        </w:rPr>
+        <w:t xml:space="preserve">DT‑0</w:t>
+      </w:r>
+      <w:r>
+        <w:rPr>
+          <w:rFonts w:ascii="Calibri" w:cs="Calibri" w:eastAsia="Calibri" w:hAnsi="Calibri"/>
+          <w:color w:val="22201D"/>
+          <w:sz w:val="20"/>
+          <w:szCs w:val="20"/>
+        </w:rPr>
+        <w:t xml:space="preserve"> (equivalencia y prueba: quita barreras, no las pone), </w:t>
+      </w:r>
+      <w:r>
+        <w:rPr>
+          <w:rFonts w:ascii="Calibri" w:cs="Calibri" w:eastAsia="Calibri" w:hAnsi="Calibri"/>
+          <w:b/>
+          <w:bCs/>
+          <w:color w:val="22201D"/>
+          <w:sz w:val="20"/>
+          <w:szCs w:val="20"/>
+        </w:rPr>
+        <w:t xml:space="preserve">DT‑6</w:t>
+      </w:r>
+      <w:r>
+        <w:rPr>
+          <w:rFonts w:ascii="Calibri" w:cs="Calibri" w:eastAsia="Calibri" w:hAnsi="Calibri"/>
+          <w:color w:val="22201D"/>
+          <w:sz w:val="20"/>
+          <w:szCs w:val="20"/>
+        </w:rPr>
+        <w:t xml:space="preserve"> (ENS en la categoría que corresponda: obligación ya existente, bien redactada), </w:t>
+      </w:r>
+      <w:r>
+        <w:rPr>
+          <w:rFonts w:ascii="Calibri" w:cs="Calibri" w:eastAsia="Calibri" w:hAnsi="Calibri"/>
+          <w:b/>
+          <w:bCs/>
+          <w:color w:val="22201D"/>
+          <w:sz w:val="20"/>
+          <w:szCs w:val="20"/>
+        </w:rPr>
+        <w:t xml:space="preserve">ADM‑8</w:t>
+      </w:r>
+      <w:r>
+        <w:rPr>
+          <w:rFonts w:ascii="Calibri" w:cs="Calibri" w:eastAsia="Calibri" w:hAnsi="Calibri"/>
+          <w:color w:val="22201D"/>
+          <w:sz w:val="20"/>
+          <w:szCs w:val="20"/>
+        </w:rPr>
+        <w:t xml:space="preserve"> (propiedad intelectual y licencia mínima: lo que no se pone no se recupera), </w:t>
+      </w:r>
+      <w:r>
+        <w:rPr>
+          <w:rFonts w:ascii="Calibri" w:cs="Calibri" w:eastAsia="Calibri" w:hAnsi="Calibri"/>
+          <w:b/>
+          <w:bCs/>
+          <w:color w:val="22201D"/>
+          <w:sz w:val="20"/>
+          <w:szCs w:val="20"/>
+        </w:rPr>
+        <w:t xml:space="preserve">ADM‑2 con su Anexo V</w:t>
+      </w:r>
+      <w:r>
+        <w:rPr>
+          <w:rFonts w:ascii="Calibri" w:cs="Calibri" w:eastAsia="Calibri" w:hAnsi="Calibri"/>
+          <w:color w:val="22201D"/>
+          <w:sz w:val="20"/>
+          <w:szCs w:val="20"/>
+        </w:rPr>
+        <w:t xml:space="preserve"> (el núcleo, y sólo si el Anexo V está aprobado y publicado antes) y </w:t>
+      </w:r>
+      <w:r>
+        <w:rPr>
+          <w:rFonts w:ascii="Calibri" w:cs="Calibri" w:eastAsia="Calibri" w:hAnsi="Calibri"/>
+          <w:b/>
+          <w:bCs/>
+          <w:color w:val="22201D"/>
+          <w:sz w:val="20"/>
+          <w:szCs w:val="20"/>
+        </w:rPr>
+        <w:t xml:space="preserve">ADM‑5</w:t>
+      </w:r>
+      <w:r>
+        <w:rPr>
+          <w:rFonts w:ascii="Calibri" w:cs="Calibri" w:eastAsia="Calibri" w:hAnsi="Calibri"/>
+          <w:color w:val="22201D"/>
+          <w:sz w:val="20"/>
+          <w:szCs w:val="20"/>
+        </w:rPr>
+        <w:t xml:space="preserve"> en lo que corresponda a las anteriores. Todo lo demás espera al informe de evaluación.</w:t>
+      </w:r>
+    </w:p>
+    <w:p>
+      <w:pPr>
+        <w:pStyle w:val="GuideH1"/>
+      </w:pPr>
+      <w:r>
+        <w:rPr>
+          <w:rFonts w:ascii="Georgia" w:cs="Georgia" w:eastAsia="Georgia" w:hAnsi="Georgia"/>
+          <w:b/>
+          <w:bCs/>
+          <w:color w:val="1F3864"/>
+        </w:rPr>
+        <w:t xml:space="preserve">Decisiones previas del ejemplo trabajado</w:t>
       </w:r>
     </w:p>
     <w:p>
@@ -7572,7 +7808,7 @@
           <w:sz w:val="20"/>
           <w:szCs w:val="20"/>
         </w:rPr>
-        <w:t xml:space="preserve">Transcribir el Anexo V recortado a contabilidad, patrimonio y funciones concretas de interfaz.</w:t>
+        <w:t xml:space="preserve">Transcribir el Anexo V recortado a los módulos alcanzados y a funciones concretas de interfaz.</w:t>
       </w:r>
     </w:p>
     <w:p>
@@ -7688,7 +7924,7 @@
           <w:sz w:val="20"/>
           <w:szCs w:val="20"/>
         </w:rPr>
-        <w:t xml:space="preserve">El piloto enseña el orden de decisiones; sus conclusiones concretas no son una plantilla para otro contrato.</w:t>
+        <w:t xml:space="preserve">El ejemplo enseña el orden de decisiones; sus conclusiones concretas no son una plantilla para otro contrato, y sus cifras no son un dato.</w:t>
       </w:r>
     </w:p>
     <w:p>
@@ -8346,7 +8582,7 @@
           <w:sz w:val="20"/>
           <w:szCs w:val="20"/>
         </w:rPr>
-        <w:t xml:space="preserve">La tabla VI.6 identifica defectos P1 que se corrigen conjuntamente antes de aprobar o por el cauce de rectificación que corresponda. No son una fe de erratas.</w:t>
+        <w:t xml:space="preserve">La tabla VI.6 sirve a cualquier administración con pliegos ya redactados con la versión 2: identifica defectos P1 que se corrigen conjuntamente antes de aprobar, o por el cauce de rectificación que corresponda. No son una fe de erratas.</w:t>
       </w:r>
     </w:p>
     <w:p>

--- a/docs/descargas/2026-09-01_ai-clauses_guia-municipal-20-paginas.docx
+++ b/docs/descargas/2026-09-01_ai-clauses_guia-municipal-20-paginas.docx
@@ -7488,7 +7488,7 @@
           <w:sz w:val="20"/>
           <w:szCs w:val="20"/>
         </w:rPr>
-        <w:t xml:space="preserve">La Parte VI responde a la objeción de que el catálogo es demasiado abstracto. Lo hace en dos piezas: el </w:t>
+        <w:t xml:space="preserve">La Parte VI responde a la tercera dificultad del §M1.1: que el grado de abstracción es demasiado alto mientras no se vea el catálogo funcionando sobre un caso. Lo hace en dos piezas: el </w:t>
       </w:r>
       <w:r>
         <w:rPr>

--- a/docs/descargas/2026-09-01_ai-clauses_guia-municipal-20-paginas.docx
+++ b/docs/descargas/2026-09-01_ai-clauses_guia-municipal-20-paginas.docx
@@ -98,7 +98,7 @@
           <w:sz w:val="21"/>
           <w:szCs w:val="21"/>
         </w:rPr>
-        <w:t xml:space="preserve">Delfina Lafuente Veira · Dr. José Antonio Ondiviela García · Miguel Ángel Domínguez Castellano · Enrique Jiménez · Roberto García</w:t>
+        <w:t xml:space="preserve">Delfina Lafuente Veira · Dr. José Antonio Ondiviela García · Miguel Ángel Domínguez Castellano · Enrique Jiménez · Roberto García · Luis Llorente</w:t>
       </w:r>
     </w:p>
     <w:p>
@@ -123,21 +123,7 @@
           <w:sz w:val="21"/>
           <w:szCs w:val="21"/>
         </w:rPr>
-        <w:t xml:space="preserve"> Enrique Jiménez, responsable de los contratos de innovación, y Roberto García, jefe de informática, ambos del Ayuntamiento de Pozuelo de Alarcón.</w:t>
-      </w:r>
-    </w:p>
-    <w:p>
-      <w:pPr>
-        <w:pStyle w:val="GuideH2"/>
-      </w:pPr>
-      <w:r>
-        <w:rPr>
-          <w:rFonts w:ascii="Calibri" w:cs="Calibri" w:eastAsia="Calibri" w:hAnsi="Calibri"/>
-          <w:b/>
-          <w:bCs/>
-          <w:color w:val="1F3864"/>
-        </w:rPr>
-        <w:t xml:space="preserve">Estado del documento</w:t>
+        <w:t xml:space="preserve"> Enrique Jiménez, responsable de los contratos de innovación; Roberto García, jefe de informática; y Luis Llorente, jefe de negociado de sistemas de información, los tres del Ayuntamiento de Pozuelo de Alarcón.</w:t>
       </w:r>
     </w:p>
     <w:p>
@@ -147,23 +133,42 @@
       <w:r>
         <w:rPr>
           <w:rFonts w:ascii="Calibri" w:cs="Calibri" w:eastAsia="Calibri" w:hAnsi="Calibri"/>
+          <w:b/>
+          <w:bCs/>
           <w:color w:val="22201D"/>
           <w:sz w:val="21"/>
           <w:szCs w:val="21"/>
         </w:rPr>
-        <w:t xml:space="preserve">Este catálogo nace de un problema real de gestión municipal, pero </w:t>
-      </w:r>
-      <w:r>
-        <w:rPr>
-          <w:rFonts w:ascii="Calibri" w:cs="Calibri" w:eastAsia="Calibri" w:hAnsi="Calibri"/>
-          <w:b/>
-          <w:bCs/>
+        <w:t xml:space="preserve">Lectura crítica:</w:t>
+      </w:r>
+      <w:r>
+        <w:rPr>
+          <w:rFonts w:ascii="Calibri" w:cs="Calibri" w:eastAsia="Calibri" w:hAnsi="Calibri"/>
           <w:color w:val="22201D"/>
           <w:sz w:val="21"/>
           <w:szCs w:val="21"/>
         </w:rPr>
-        <w:t xml:space="preserve">no es un documento oficial del Ayuntamiento de Pozuelo de Alarcón</w:t>
-      </w:r>
+        <w:t xml:space="preserve"> Francisco Javier Escalona Moyano, Interventor General del Ayuntamiento de Pozuelo de Alarcón, a título personal y con su consentimiento; su lectura no es un informe de fiscalización ni un pronunciamiento del órgano de control.</w:t>
+      </w:r>
+    </w:p>
+    <w:p>
+      <w:pPr>
+        <w:pStyle w:val="GuideH2"/>
+      </w:pPr>
+      <w:r>
+        <w:rPr>
+          <w:rFonts w:ascii="Calibri" w:cs="Calibri" w:eastAsia="Calibri" w:hAnsi="Calibri"/>
+          <w:b/>
+          <w:bCs/>
+          <w:color w:val="1F3864"/>
+        </w:rPr>
+        <w:t xml:space="preserve">Estado del documento</w:t>
+      </w:r>
+    </w:p>
+    <w:p>
+      <w:pPr>
+        <w:pStyle w:val="GuideCoverText"/>
+      </w:pPr>
       <w:r>
         <w:rPr>
           <w:rFonts w:ascii="Calibri" w:cs="Calibri" w:eastAsia="Calibri" w:hAnsi="Calibri"/>
@@ -171,7 +176,7 @@
           <w:sz w:val="21"/>
           <w:szCs w:val="21"/>
         </w:rPr>
-        <w:t xml:space="preserve">, no ha sido aprobado por ningún órgano municipal y no expresa la posición de la Corporación; ningún órgano de contratación, intervención o asesoría jurídica se ha pronunciado sobre él. Es una propuesta técnica publicada para el debate y la reutilización. El caso trabajado de la Parte VI es un </w:t>
+        <w:t xml:space="preserve">Este catálogo nace de un problema real de gestión municipal, pero </w:t>
       </w:r>
       <w:r>
         <w:rPr>
@@ -182,7 +187,7 @@
           <w:sz w:val="21"/>
           <w:szCs w:val="21"/>
         </w:rPr>
-        <w:t xml:space="preserve">expediente simulado</w:t>
+        <w:t xml:space="preserve">no es un documento oficial del Ayuntamiento de Pozuelo de Alarcón</w:t>
       </w:r>
       <w:r>
         <w:rPr>
@@ -191,41 +196,206 @@
           <w:sz w:val="21"/>
           <w:szCs w:val="21"/>
         </w:rPr>
-        <w:t xml:space="preserve">: no corresponde a ninguna licitación real, en curso ni en preparación, y sus cifras están construidas para el ejemplo.</w:t>
-      </w:r>
-    </w:p>
-    <w:p>
-      <w:pPr>
-        <w:pStyle w:val="GuideCoverText"/>
-      </w:pPr>
-      <w:r>
-        <w:rPr>
-          <w:rFonts w:ascii="Calibri" w:cs="Calibri" w:eastAsia="Calibri" w:hAnsi="Calibri"/>
+        <w:t xml:space="preserve">, no ha sido aprobado por ningún órgano municipal y no expresa la posición de la Corporación; ningún órgano de contratación, intervención o asesoría jurídica se ha pronunciado sobre él. Es una propuesta técnica publicada para el debate y la reutilización. </w:t>
+      </w:r>
+      <w:r>
+        <w:rPr>
+          <w:rFonts w:ascii="Calibri" w:cs="Calibri" w:eastAsia="Calibri" w:hAnsi="Calibri"/>
+          <w:b/>
+          <w:bCs/>
           <w:color w:val="22201D"/>
           <w:sz w:val="21"/>
           <w:szCs w:val="21"/>
         </w:rPr>
-        <w:t xml:space="preserve">Antes de incorporar cualquiera de sus cláusulas a un expediente deben cumplirse tres condiciones que, a la fecha de corte, siguen pendientes: acuerdo del órgano de gobierno que apruebe el plan y el catálogo anual; consulta preliminar del mercado y contraste documentado; y declaraciones de conflicto de interés firmadas. Son condiciones de </w:t>
-      </w:r>
-      <w:r>
-        <w:rPr>
-          <w:rFonts w:ascii="Calibri" w:cs="Calibri" w:eastAsia="Calibri" w:hAnsi="Calibri"/>
-          <w:b/>
-          <w:bCs/>
+        <w:t xml:space="preserve">Y no es sólo municipal:</w:t>
+      </w:r>
+      <w:r>
+        <w:rPr>
+          <w:rFonts w:ascii="Calibri" w:cs="Calibri" w:eastAsia="Calibri" w:hAnsi="Calibri"/>
           <w:color w:val="22201D"/>
           <w:sz w:val="21"/>
           <w:szCs w:val="21"/>
         </w:rPr>
-        <w:t xml:space="preserve">aplicación</w:t>
-      </w:r>
-      <w:r>
-        <w:rPr>
-          <w:rFonts w:ascii="Calibri" w:cs="Calibri" w:eastAsia="Calibri" w:hAnsi="Calibri"/>
+        <w:t xml:space="preserve"> está parametrizado para cualquier administración —los órganos, umbrales, categorías de seguridad y plazos son parámetros con valor recomendado, no valores fijos—, de modo que sirve igual a un ayuntamiento, a una diputación, a una comunidad autónoma o a un organismo estatal, cambiando quién firma cada cosa. Se publica con licencia CC BY 4.0 para que se copie, se adapte y se mejore. El caso trabajado de la Parte VI es un </w:t>
+      </w:r>
+      <w:r>
+        <w:rPr>
+          <w:rFonts w:ascii="Calibri" w:cs="Calibri" w:eastAsia="Calibri" w:hAnsi="Calibri"/>
+          <w:b/>
+          <w:bCs/>
           <w:color w:val="22201D"/>
           <w:sz w:val="21"/>
           <w:szCs w:val="21"/>
         </w:rPr>
-        <w:t xml:space="preserve">, no de publicación.</w:t>
+        <w:t xml:space="preserve">expediente simulado</w:t>
+      </w:r>
+      <w:r>
+        <w:rPr>
+          <w:rFonts w:ascii="Calibri" w:cs="Calibri" w:eastAsia="Calibri" w:hAnsi="Calibri"/>
+          <w:color w:val="22201D"/>
+          <w:sz w:val="21"/>
+          <w:szCs w:val="21"/>
+        </w:rPr>
+        <w:t xml:space="preserve">: no corresponde a ninguna licitación real, en curso ni en preparación, y sus cifras están construidas para el ejemplo.</w:t>
+      </w:r>
+    </w:p>
+    <w:p>
+      <w:pPr>
+        <w:pStyle w:val="GuideCoverText"/>
+      </w:pPr>
+      <w:r>
+        <w:rPr>
+          <w:rFonts w:ascii="Calibri" w:cs="Calibri" w:eastAsia="Calibri" w:hAnsi="Calibri"/>
+          <w:b/>
+          <w:bCs/>
+          <w:color w:val="22201D"/>
+          <w:sz w:val="21"/>
+          <w:szCs w:val="21"/>
+        </w:rPr>
+        <w:t xml:space="preserve">Qué se puede hacer desde hoy, y qué no.</w:t>
+      </w:r>
+      <w:r>
+        <w:rPr>
+          <w:rFonts w:ascii="Calibri" w:cs="Calibri" w:eastAsia="Calibri" w:hAnsi="Calibri"/>
+          <w:color w:val="22201D"/>
+          <w:sz w:val="21"/>
+          <w:szCs w:val="21"/>
+        </w:rPr>
+        <w:t xml:space="preserve"> La mayoría de las cláusulas —y las de más valor económico: reversibilidad, propiedad intelectual, acceso al dato, ENS bien redactado— se anclan por vía </w:t>
+      </w:r>
+      <w:r>
+        <w:rPr>
+          <w:rFonts w:ascii="Calibri" w:cs="Calibri" w:eastAsia="Calibri" w:hAnsi="Calibri"/>
+          <w:b/>
+          <w:bCs/>
+          <w:color w:val="22201D"/>
+          <w:sz w:val="21"/>
+          <w:szCs w:val="21"/>
+        </w:rPr>
+        <w:t xml:space="preserve">normativa</w:t>
+      </w:r>
+      <w:r>
+        <w:rPr>
+          <w:rFonts w:ascii="Calibri" w:cs="Calibri" w:eastAsia="Calibri" w:hAnsi="Calibri"/>
+          <w:color w:val="22201D"/>
+          <w:sz w:val="21"/>
+          <w:szCs w:val="21"/>
+        </w:rPr>
+        <w:t xml:space="preserve"> o </w:t>
+      </w:r>
+      <w:r>
+        <w:rPr>
+          <w:rFonts w:ascii="Calibri" w:cs="Calibri" w:eastAsia="Calibri" w:hAnsi="Calibri"/>
+          <w:b/>
+          <w:bCs/>
+          <w:color w:val="22201D"/>
+          <w:sz w:val="21"/>
+          <w:szCs w:val="21"/>
+        </w:rPr>
+        <w:t xml:space="preserve">funcional</w:t>
+      </w:r>
+      <w:r>
+        <w:rPr>
+          <w:rFonts w:ascii="Calibri" w:cs="Calibri" w:eastAsia="Calibri" w:hAnsi="Calibri"/>
+          <w:color w:val="22201D"/>
+          <w:sz w:val="21"/>
+          <w:szCs w:val="21"/>
+        </w:rPr>
+        <w:t xml:space="preserve"> y </w:t>
+      </w:r>
+      <w:r>
+        <w:rPr>
+          <w:rFonts w:ascii="Calibri" w:cs="Calibri" w:eastAsia="Calibri" w:hAnsi="Calibri"/>
+          <w:b/>
+          <w:bCs/>
+          <w:color w:val="22201D"/>
+          <w:sz w:val="21"/>
+          <w:szCs w:val="21"/>
+        </w:rPr>
+        <w:t xml:space="preserve">no necesitan ningún acuerdo previo</w:t>
+      </w:r>
+      <w:r>
+        <w:rPr>
+          <w:rFonts w:ascii="Calibri" w:cs="Calibri" w:eastAsia="Calibri" w:hAnsi="Calibri"/>
+          <w:color w:val="22201D"/>
+          <w:sz w:val="21"/>
+          <w:szCs w:val="21"/>
+        </w:rPr>
+        <w:t xml:space="preserve">: basta motivarlas en la memoria del expediente con datos propios. Sólo las de origen </w:t>
+      </w:r>
+      <w:r>
+        <w:rPr>
+          <w:rFonts w:ascii="Calibri" w:cs="Calibri" w:eastAsia="Calibri" w:hAnsi="Calibri"/>
+          <w:b/>
+          <w:bCs/>
+          <w:color w:val="22201D"/>
+          <w:sz w:val="21"/>
+          <w:szCs w:val="21"/>
+        </w:rPr>
+        <w:t xml:space="preserve">institucional</w:t>
+      </w:r>
+      <w:r>
+        <w:rPr>
+          <w:rFonts w:ascii="Calibri" w:cs="Calibri" w:eastAsia="Calibri" w:hAnsi="Calibri"/>
+          <w:color w:val="22201D"/>
+          <w:sz w:val="21"/>
+          <w:szCs w:val="21"/>
+        </w:rPr>
+        <w:t xml:space="preserve">, que ninguna norma impone y ningún gestor pide, necesitan el acuerdo del órgano de gobierno, que no es un permiso sino la prueba documental de su necesidad. De las seis cláusulas del piloto mínimo, </w:t>
+      </w:r>
+      <w:r>
+        <w:rPr>
+          <w:rFonts w:ascii="Calibri" w:cs="Calibri" w:eastAsia="Calibri" w:hAnsi="Calibri"/>
+          <w:b/>
+          <w:bCs/>
+          <w:color w:val="22201D"/>
+          <w:sz w:val="21"/>
+          <w:szCs w:val="21"/>
+        </w:rPr>
+        <w:t xml:space="preserve">cinco no dependen de ese acuerdo</w:t>
+      </w:r>
+      <w:r>
+        <w:rPr>
+          <w:rFonts w:ascii="Calibri" w:cs="Calibri" w:eastAsia="Calibri" w:hAnsi="Calibri"/>
+          <w:color w:val="22201D"/>
+          <w:sz w:val="21"/>
+          <w:szCs w:val="21"/>
+        </w:rPr>
+        <w:t xml:space="preserve">.</w:t>
+      </w:r>
+    </w:p>
+    <w:p>
+      <w:pPr>
+        <w:pStyle w:val="GuideCoverText"/>
+      </w:pPr>
+      <w:r>
+        <w:rPr>
+          <w:rFonts w:ascii="Calibri" w:cs="Calibri" w:eastAsia="Calibri" w:hAnsi="Calibri"/>
+          <w:color w:val="22201D"/>
+          <w:sz w:val="21"/>
+          <w:szCs w:val="21"/>
+        </w:rPr>
+        <w:t xml:space="preserve">Lo que sí está pendiente a la fecha de corte —acuerdo del órgano de gobierno, consulta preliminar del mercado documentada y declaraciones de conflicto de interés firmadas— limita el uso de </w:t>
+      </w:r>
+      <w:r>
+        <w:rPr>
+          <w:rFonts w:ascii="Calibri" w:cs="Calibri" w:eastAsia="Calibri" w:hAnsi="Calibri"/>
+          <w:b/>
+          <w:bCs/>
+          <w:color w:val="22201D"/>
+          <w:sz w:val="21"/>
+          <w:szCs w:val="21"/>
+        </w:rPr>
+        <w:t xml:space="preserve">este documento como modelo aprobado</w:t>
+      </w:r>
+      <w:r>
+        <w:rPr>
+          <w:rFonts w:ascii="Calibri" w:cs="Calibri" w:eastAsia="Calibri" w:hAnsi="Calibri"/>
+          <w:color w:val="22201D"/>
+          <w:sz w:val="21"/>
+          <w:szCs w:val="21"/>
+        </w:rPr>
+        <w:t xml:space="preserve">, no la potestad de nadie para escribir buenas cláusulas en su pliego.</w:t>
       </w:r>
     </w:p>
     <w:p>
@@ -1007,7 +1177,47 @@
           <w:sz w:val="20"/>
           <w:szCs w:val="20"/>
         </w:rPr>
-        <w:t xml:space="preserve"> Si es un contrato menor, no existe el documento contractual en el que incorporar condiciones especiales, penalidades, obligaciones esenciales o criterios. Sólo cabe la lista cerrada de exigencias normativas de la Parte V, §V.7.1.</w:t>
+        <w:t xml:space="preserve"> Si el Ayuntamiento licita con pliegos propios —el caso ordinario—, </w:t>
+      </w:r>
+      <w:r>
+        <w:rPr>
+          <w:rFonts w:ascii="Calibri" w:cs="Calibri" w:eastAsia="Calibri" w:hAnsi="Calibri"/>
+          <w:b/>
+          <w:bCs/>
+          <w:color w:val="22201D"/>
+          <w:sz w:val="20"/>
+          <w:szCs w:val="20"/>
+        </w:rPr>
+        <w:t xml:space="preserve">el catálogo entra entero</w:t>
+      </w:r>
+      <w:r>
+        <w:rPr>
+          <w:rFonts w:ascii="Calibri" w:cs="Calibri" w:eastAsia="Calibri" w:hAnsi="Calibri"/>
+          <w:color w:val="22201D"/>
+          <w:sz w:val="20"/>
+          <w:szCs w:val="20"/>
+        </w:rPr>
+        <w:t xml:space="preserve">. En un contrato menor no hay documento contractual donde incorporar condiciones especiales, penalidades u obligaciones esenciales, pero </w:t>
+      </w:r>
+      <w:r>
+        <w:rPr>
+          <w:rFonts w:ascii="Calibri" w:cs="Calibri" w:eastAsia="Calibri" w:hAnsi="Calibri"/>
+          <w:b/>
+          <w:bCs/>
+          <w:color w:val="22201D"/>
+          <w:sz w:val="20"/>
+          <w:szCs w:val="20"/>
+        </w:rPr>
+        <w:t xml:space="preserve">sí es exigible la lista cerrada de exigencias normativas</w:t>
+      </w:r>
+      <w:r>
+        <w:rPr>
+          <w:rFonts w:ascii="Calibri" w:cs="Calibri" w:eastAsia="Calibri" w:hAnsi="Calibri"/>
+          <w:color w:val="22201D"/>
+          <w:sz w:val="20"/>
+          <w:szCs w:val="20"/>
+        </w:rPr>
+        <w:t xml:space="preserve"> de la Parte V, §V.7.1: lo que la ley ya impone se pide igual.</w:t>
       </w:r>
     </w:p>
     <w:p>
@@ -1036,7 +1246,27 @@
           <w:sz w:val="20"/>
           <w:szCs w:val="20"/>
         </w:rPr>
-        <w:t xml:space="preserve"> No pueden añadirse obligaciones que el instrumento de origen no permita. Cabe elegir opciones ya previstas, utilizar extremos expresamente abiertos o trasladar la necesidad a la siguiente licitación del acuerdo marco.</w:t>
+        <w:t xml:space="preserve"> </w:t>
+      </w:r>
+      <w:r>
+        <w:rPr>
+          <w:rFonts w:ascii="Calibri" w:cs="Calibri" w:eastAsia="Calibri" w:hAnsi="Calibri"/>
+          <w:b/>
+          <w:bCs/>
+          <w:color w:val="22201D"/>
+          <w:sz w:val="20"/>
+          <w:szCs w:val="20"/>
+        </w:rPr>
+        <w:t xml:space="preserve">También caben aquí</w:t>
+      </w:r>
+      <w:r>
+        <w:rPr>
+          <w:rFonts w:ascii="Calibri" w:cs="Calibri" w:eastAsia="Calibri" w:hAnsi="Calibri"/>
+          <w:color w:val="22201D"/>
+          <w:sz w:val="20"/>
+          <w:szCs w:val="20"/>
+        </w:rPr>
+        <w:t xml:space="preserve">, dentro del margen que el instrumento de origen deje: elegir entre las opciones que el catálogo del acuerdo marco ya ofrezca; usar los extremos que expresamente reserve a la fase de contrato basado —incluida la nueva licitación entre adjudicatarios, cuando esté prevista—; y trasladar por escrito la necesidad al órgano titular del acuerdo marco para la siguiente licitación. Lo único vedado es añadir obligaciones que el instrumento de origen no permita.</w:t>
       </w:r>
     </w:p>
     <w:p>

--- a/docs/descargas/2026-09-01_ai-clauses_guia-municipal-20-paginas.docx
+++ b/docs/descargas/2026-09-01_ai-clauses_guia-municipal-20-paginas.docx
@@ -98,7 +98,7 @@
           <w:sz w:val="21"/>
           <w:szCs w:val="21"/>
         </w:rPr>
-        <w:t xml:space="preserve">Delfina Lafuente Veira · Dr. José Antonio Ondiviela García · Miguel Ángel Domínguez Castellano · Enrique Jiménez · Roberto García · Luis Llorente</w:t>
+        <w:t xml:space="preserve">Delfina Lafuente Veira · Dr. José Antonio Ondiviela García · Miguel Ángel Domínguez Castellano</w:t>
       </w:r>
     </w:p>
     <w:p>
@@ -114,7 +114,7 @@
           <w:sz w:val="21"/>
           <w:szCs w:val="21"/>
         </w:rPr>
-        <w:t xml:space="preserve">Autores y supervisores técnicos:</w:t>
+        <w:t xml:space="preserve">Otras aportaciones:</w:t>
       </w:r>
       <w:r>
         <w:rPr>
@@ -123,7 +123,21 @@
           <w:sz w:val="21"/>
           <w:szCs w:val="21"/>
         </w:rPr>
-        <w:t xml:space="preserve"> Enrique Jiménez, responsable de los contratos de innovación; Roberto García, jefe de informática; y Luis Llorente, jefe de negociado de sistemas de información, los tres del Ayuntamiento de Pozuelo de Alarcón.</w:t>
+        <w:t xml:space="preserve"> personal técnico del Ayuntamiento de Pozuelo de Alarcón, con el contraste de la práctica municipal y la lectura crítica del borrador. Sus nombres se incorporarán en la siguiente versión, una vez recabado el consentimiento expreso de cada uno.</w:t>
+      </w:r>
+    </w:p>
+    <w:p>
+      <w:pPr>
+        <w:pStyle w:val="GuideH2"/>
+      </w:pPr>
+      <w:r>
+        <w:rPr>
+          <w:rFonts w:ascii="Calibri" w:cs="Calibri" w:eastAsia="Calibri" w:hAnsi="Calibri"/>
+          <w:b/>
+          <w:bCs/>
+          <w:color w:val="1F3864"/>
+        </w:rPr>
+        <w:t xml:space="preserve">Estado del documento</w:t>
       </w:r>
     </w:p>
     <w:p>
@@ -133,42 +147,23 @@
       <w:r>
         <w:rPr>
           <w:rFonts w:ascii="Calibri" w:cs="Calibri" w:eastAsia="Calibri" w:hAnsi="Calibri"/>
-          <w:b/>
-          <w:bCs/>
           <w:color w:val="22201D"/>
           <w:sz w:val="21"/>
           <w:szCs w:val="21"/>
         </w:rPr>
-        <w:t xml:space="preserve">Lectura crítica:</w:t>
-      </w:r>
-      <w:r>
-        <w:rPr>
-          <w:rFonts w:ascii="Calibri" w:cs="Calibri" w:eastAsia="Calibri" w:hAnsi="Calibri"/>
+        <w:t xml:space="preserve">Este catálogo nace de un problema real de gestión municipal, pero </w:t>
+      </w:r>
+      <w:r>
+        <w:rPr>
+          <w:rFonts w:ascii="Calibri" w:cs="Calibri" w:eastAsia="Calibri" w:hAnsi="Calibri"/>
+          <w:b/>
+          <w:bCs/>
           <w:color w:val="22201D"/>
           <w:sz w:val="21"/>
           <w:szCs w:val="21"/>
         </w:rPr>
-        <w:t xml:space="preserve"> Francisco Javier Escalona Moyano, Interventor General del Ayuntamiento de Pozuelo de Alarcón, a título personal y con su consentimiento; su lectura no es un informe de fiscalización ni un pronunciamiento del órgano de control.</w:t>
-      </w:r>
-    </w:p>
-    <w:p>
-      <w:pPr>
-        <w:pStyle w:val="GuideH2"/>
-      </w:pPr>
-      <w:r>
-        <w:rPr>
-          <w:rFonts w:ascii="Calibri" w:cs="Calibri" w:eastAsia="Calibri" w:hAnsi="Calibri"/>
-          <w:b/>
-          <w:bCs/>
-          <w:color w:val="1F3864"/>
-        </w:rPr>
-        <w:t xml:space="preserve">Estado del documento</w:t>
-      </w:r>
-    </w:p>
-    <w:p>
-      <w:pPr>
-        <w:pStyle w:val="GuideCoverText"/>
-      </w:pPr>
+        <w:t xml:space="preserve">no es un documento oficial del Ayuntamiento de Pozuelo de Alarcón</w:t>
+      </w:r>
       <w:r>
         <w:rPr>
           <w:rFonts w:ascii="Calibri" w:cs="Calibri" w:eastAsia="Calibri" w:hAnsi="Calibri"/>
@@ -176,7 +171,7 @@
           <w:sz w:val="21"/>
           <w:szCs w:val="21"/>
         </w:rPr>
-        <w:t xml:space="preserve">Este catálogo nace de un problema real de gestión municipal, pero </w:t>
+        <w:t xml:space="preserve">, no ha sido aprobado por ningún órgano municipal y no expresa la posición de la Corporación; ningún órgano de contratación, intervención o asesoría jurídica se ha pronunciado sobre él. Es una propuesta técnica publicada para el debate y la reutilización. </w:t>
       </w:r>
       <w:r>
         <w:rPr>
@@ -187,7 +182,7 @@
           <w:sz w:val="21"/>
           <w:szCs w:val="21"/>
         </w:rPr>
-        <w:t xml:space="preserve">no es un documento oficial del Ayuntamiento de Pozuelo de Alarcón</w:t>
+        <w:t xml:space="preserve">Y no es sólo municipal:</w:t>
       </w:r>
       <w:r>
         <w:rPr>
@@ -196,7 +191,7 @@
           <w:sz w:val="21"/>
           <w:szCs w:val="21"/>
         </w:rPr>
-        <w:t xml:space="preserve">, no ha sido aprobado por ningún órgano municipal y no expresa la posición de la Corporación; ningún órgano de contratación, intervención o asesoría jurídica se ha pronunciado sobre él. Es una propuesta técnica publicada para el debate y la reutilización. </w:t>
+        <w:t xml:space="preserve"> está parametrizado para cualquier administración —los órganos, umbrales, categorías de seguridad y plazos son parámetros con valor recomendado, no valores fijos—, de modo que sirve igual a un ayuntamiento, a una diputación, a una comunidad autónoma o a un organismo estatal, cambiando quién firma cada cosa. Se publica con licencia CC BY 4.0 para que se copie, se adapte y se mejore. El caso trabajado de la Parte VI es un </w:t>
       </w:r>
       <w:r>
         <w:rPr>
@@ -207,7 +202,7 @@
           <w:sz w:val="21"/>
           <w:szCs w:val="21"/>
         </w:rPr>
-        <w:t xml:space="preserve">Y no es sólo municipal:</w:t>
+        <w:t xml:space="preserve">expediente simulado</w:t>
       </w:r>
       <w:r>
         <w:rPr>
@@ -216,8 +211,13 @@
           <w:sz w:val="21"/>
           <w:szCs w:val="21"/>
         </w:rPr>
-        <w:t xml:space="preserve"> está parametrizado para cualquier administración —los órganos, umbrales, categorías de seguridad y plazos son parámetros con valor recomendado, no valores fijos—, de modo que sirve igual a un ayuntamiento, a una diputación, a una comunidad autónoma o a un organismo estatal, cambiando quién firma cada cosa. Se publica con licencia CC BY 4.0 para que se copie, se adapte y se mejore. El caso trabajado de la Parte VI es un </w:t>
-      </w:r>
+        <w:t xml:space="preserve">: no corresponde a ninguna licitación real, en curso ni en preparación, y sus cifras están construidas para el ejemplo.</w:t>
+      </w:r>
+    </w:p>
+    <w:p>
+      <w:pPr>
+        <w:pStyle w:val="GuideCoverText"/>
+      </w:pPr>
       <w:r>
         <w:rPr>
           <w:rFonts w:ascii="Calibri" w:cs="Calibri" w:eastAsia="Calibri" w:hAnsi="Calibri"/>
@@ -227,7 +227,7 @@
           <w:sz w:val="21"/>
           <w:szCs w:val="21"/>
         </w:rPr>
-        <w:t xml:space="preserve">expediente simulado</w:t>
+        <w:t xml:space="preserve">Qué se puede hacer desde hoy, y qué no.</w:t>
       </w:r>
       <w:r>
         <w:rPr>
@@ -236,13 +236,8 @@
           <w:sz w:val="21"/>
           <w:szCs w:val="21"/>
         </w:rPr>
-        <w:t xml:space="preserve">: no corresponde a ninguna licitación real, en curso ni en preparación, y sus cifras están construidas para el ejemplo.</w:t>
-      </w:r>
-    </w:p>
-    <w:p>
-      <w:pPr>
-        <w:pStyle w:val="GuideCoverText"/>
-      </w:pPr>
+        <w:t xml:space="preserve"> La mayoría de las cláusulas —y las de más valor económico: reversibilidad, propiedad intelectual, acceso al dato, ENS bien redactado— se anclan por vía </w:t>
+      </w:r>
       <w:r>
         <w:rPr>
           <w:rFonts w:ascii="Calibri" w:cs="Calibri" w:eastAsia="Calibri" w:hAnsi="Calibri"/>
@@ -252,7 +247,7 @@
           <w:sz w:val="21"/>
           <w:szCs w:val="21"/>
         </w:rPr>
-        <w:t xml:space="preserve">Qué se puede hacer desde hoy, y qué no.</w:t>
+        <w:t xml:space="preserve">normativa</w:t>
       </w:r>
       <w:r>
         <w:rPr>
@@ -261,7 +256,7 @@
           <w:sz w:val="21"/>
           <w:szCs w:val="21"/>
         </w:rPr>
-        <w:t xml:space="preserve"> La mayoría de las cláusulas —y las de más valor económico: reversibilidad, propiedad intelectual, acceso al dato, ENS bien redactado— se anclan por vía </w:t>
+        <w:t xml:space="preserve"> o </w:t>
       </w:r>
       <w:r>
         <w:rPr>
@@ -272,7 +267,7 @@
           <w:sz w:val="21"/>
           <w:szCs w:val="21"/>
         </w:rPr>
-        <w:t xml:space="preserve">normativa</w:t>
+        <w:t xml:space="preserve">funcional</w:t>
       </w:r>
       <w:r>
         <w:rPr>
@@ -281,7 +276,7 @@
           <w:sz w:val="21"/>
           <w:szCs w:val="21"/>
         </w:rPr>
-        <w:t xml:space="preserve"> o </w:t>
+        <w:t xml:space="preserve"> y </w:t>
       </w:r>
       <w:r>
         <w:rPr>
@@ -292,7 +287,7 @@
           <w:sz w:val="21"/>
           <w:szCs w:val="21"/>
         </w:rPr>
-        <w:t xml:space="preserve">funcional</w:t>
+        <w:t xml:space="preserve">no necesitan ningún acuerdo previo</w:t>
       </w:r>
       <w:r>
         <w:rPr>
@@ -301,7 +296,7 @@
           <w:sz w:val="21"/>
           <w:szCs w:val="21"/>
         </w:rPr>
-        <w:t xml:space="preserve"> y </w:t>
+        <w:t xml:space="preserve">: basta motivarlas en la memoria del expediente con datos propios. Sólo las de origen </w:t>
       </w:r>
       <w:r>
         <w:rPr>
@@ -312,7 +307,7 @@
           <w:sz w:val="21"/>
           <w:szCs w:val="21"/>
         </w:rPr>
-        <w:t xml:space="preserve">no necesitan ningún acuerdo previo</w:t>
+        <w:t xml:space="preserve">institucional</w:t>
       </w:r>
       <w:r>
         <w:rPr>
@@ -321,7 +316,7 @@
           <w:sz w:val="21"/>
           <w:szCs w:val="21"/>
         </w:rPr>
-        <w:t xml:space="preserve">: basta motivarlas en la memoria del expediente con datos propios. Sólo las de origen </w:t>
+        <w:t xml:space="preserve">, que ninguna norma impone y ningún gestor pide, necesitan el acuerdo del órgano de gobierno, que no es un permiso sino la prueba documental de su necesidad. De las seis cláusulas del piloto mínimo, </w:t>
       </w:r>
       <w:r>
         <w:rPr>
@@ -332,7 +327,7 @@
           <w:sz w:val="21"/>
           <w:szCs w:val="21"/>
         </w:rPr>
-        <w:t xml:space="preserve">institucional</w:t>
+        <w:t xml:space="preserve">cinco no dependen de ese acuerdo</w:t>
       </w:r>
       <w:r>
         <w:rPr>
@@ -341,33 +336,33 @@
           <w:sz w:val="21"/>
           <w:szCs w:val="21"/>
         </w:rPr>
-        <w:t xml:space="preserve">, que ninguna norma impone y ningún gestor pide, necesitan el acuerdo del órgano de gobierno, que no es un permiso sino la prueba documental de su necesidad. De las seis cláusulas del piloto mínimo, </w:t>
-      </w:r>
-      <w:r>
-        <w:rPr>
-          <w:rFonts w:ascii="Calibri" w:cs="Calibri" w:eastAsia="Calibri" w:hAnsi="Calibri"/>
-          <w:b/>
-          <w:bCs/>
+        <w:t xml:space="preserve">.</w:t>
+      </w:r>
+    </w:p>
+    <w:p>
+      <w:pPr>
+        <w:pStyle w:val="GuideCoverText"/>
+      </w:pPr>
+      <w:r>
+        <w:rPr>
+          <w:rFonts w:ascii="Calibri" w:cs="Calibri" w:eastAsia="Calibri" w:hAnsi="Calibri"/>
           <w:color w:val="22201D"/>
           <w:sz w:val="21"/>
           <w:szCs w:val="21"/>
         </w:rPr>
-        <w:t xml:space="preserve">cinco no dependen de ese acuerdo</w:t>
-      </w:r>
-      <w:r>
-        <w:rPr>
-          <w:rFonts w:ascii="Calibri" w:cs="Calibri" w:eastAsia="Calibri" w:hAnsi="Calibri"/>
+        <w:t xml:space="preserve">Lo que sí está pendiente a la fecha de corte —acuerdo del órgano de gobierno, consulta preliminar del mercado documentada y declaraciones de conflicto de interés firmadas— limita el uso de </w:t>
+      </w:r>
+      <w:r>
+        <w:rPr>
+          <w:rFonts w:ascii="Calibri" w:cs="Calibri" w:eastAsia="Calibri" w:hAnsi="Calibri"/>
+          <w:b/>
+          <w:bCs/>
           <w:color w:val="22201D"/>
           <w:sz w:val="21"/>
           <w:szCs w:val="21"/>
         </w:rPr>
-        <w:t xml:space="preserve">.</w:t>
-      </w:r>
-    </w:p>
-    <w:p>
-      <w:pPr>
-        <w:pStyle w:val="GuideCoverText"/>
-      </w:pPr>
+        <w:t xml:space="preserve">este documento como modelo aprobado</w:t>
+      </w:r>
       <w:r>
         <w:rPr>
           <w:rFonts w:ascii="Calibri" w:cs="Calibri" w:eastAsia="Calibri" w:hAnsi="Calibri"/>
@@ -375,7 +370,7 @@
           <w:sz w:val="21"/>
           <w:szCs w:val="21"/>
         </w:rPr>
-        <w:t xml:space="preserve">Lo que sí está pendiente a la fecha de corte —acuerdo del órgano de gobierno, consulta preliminar del mercado documentada y declaraciones de conflicto de interés firmadas— limita el uso de </w:t>
+        <w:t xml:space="preserve">, no la potestad de nadie para escribir buenas cláusulas en su pliego. Y las declaraciones de conflicto de interés se firman para que nadie pueda pedir ni obtener ventaja en un pliego: </w:t>
       </w:r>
       <w:r>
         <w:rPr>
@@ -386,7 +381,7 @@
           <w:sz w:val="21"/>
           <w:szCs w:val="21"/>
         </w:rPr>
-        <w:t xml:space="preserve">este documento como modelo aprobado</w:t>
+        <w:t xml:space="preserve">no impiden a ningún colaborador presentarse a una licitación</w:t>
       </w:r>
       <w:r>
         <w:rPr>
@@ -395,7 +390,52 @@
           <w:sz w:val="21"/>
           <w:szCs w:val="21"/>
         </w:rPr>
-        <w:t xml:space="preserve">, no la potestad de nadie para escribir buenas cláusulas en su pliego.</w:t>
+        <w:t xml:space="preserve">.</w:t>
+      </w:r>
+    </w:p>
+    <w:p>
+      <w:pPr>
+        <w:pStyle w:val="GuideCoverText"/>
+      </w:pPr>
+      <w:r>
+        <w:rPr>
+          <w:rFonts w:ascii="Calibri" w:cs="Calibri" w:eastAsia="Calibri" w:hAnsi="Calibri"/>
+          <w:b/>
+          <w:bCs/>
+          <w:color w:val="22201D"/>
+          <w:sz w:val="21"/>
+          <w:szCs w:val="21"/>
+        </w:rPr>
+        <w:t xml:space="preserve">¿Y si el órgano de gobierno no aprueba nada?</w:t>
+      </w:r>
+      <w:r>
+        <w:rPr>
+          <w:rFonts w:ascii="Calibri" w:cs="Calibri" w:eastAsia="Calibri" w:hAnsi="Calibri"/>
+          <w:color w:val="22201D"/>
+          <w:sz w:val="21"/>
+          <w:szCs w:val="21"/>
+        </w:rPr>
+        <w:t xml:space="preserve"> Se puede hacer casi todo igual. Lo de origen normativo y funcional entra hoy, motivado con datos propios en la memoria del expediente. Lo que necesita anclaje institucional —el catálogo anual de exigencias del Anexo V— no exige un acuerdo </w:t>
+      </w:r>
+      <w:r>
+        <w:rPr>
+          <w:rFonts w:ascii="Calibri" w:cs="Calibri" w:eastAsia="Calibri" w:hAnsi="Calibri"/>
+          <w:i/>
+          <w:iCs/>
+          <w:color w:val="22201D"/>
+          <w:sz w:val="21"/>
+          <w:szCs w:val="21"/>
+        </w:rPr>
+        <w:t xml:space="preserve">nuevo</w:t>
+      </w:r>
+      <w:r>
+        <w:rPr>
+          <w:rFonts w:ascii="Calibri" w:cs="Calibri" w:eastAsia="Calibri" w:hAnsi="Calibri"/>
+          <w:color w:val="22201D"/>
+          <w:sz w:val="21"/>
+          <w:szCs w:val="21"/>
+        </w:rPr>
+        <w:t xml:space="preserve">: sirve cualquier plan, estrategia u ordenanza ya aprobada que fije esa política. Si no existe ninguna, caben la reanclaje por vía funcional con datos del servicio, la aprobación del Anexo V por resolución del órgano competente, o posponer esa única cláusula y aplicar el resto. Lo que no cabe es rellenar la ficha con una frase genérica: eso es justificación estereotipada. El desarrollo está en la Parte IV, §M1.2 bis.</w:t>
       </w:r>
     </w:p>
     <w:p>

--- a/docs/descargas/2026-09-01_ai-clauses_guia-municipal-20-paginas.docx
+++ b/docs/descargas/2026-09-01_ai-clauses_guia-municipal-20-paginas.docx
@@ -43,7 +43,39 @@
           <w:sz w:val="21"/>
           <w:szCs w:val="21"/>
         </w:rPr>
-        <w:t xml:space="preserve">Cómo elegir, motivar, copiar y verificar cláusulas de inteligencia artificial y deep tech en contratación pública</w:t>
+        <w:t xml:space="preserve">Cómo elegir, motivar, copiar y verificar cláusulas de inteligencia artificial y deep tech en contratación pública — y, de paso, cómo tramitar el expediente que las sostiene</w:t>
+      </w:r>
+    </w:p>
+    <w:p>
+      <w:pPr>
+        <w:pStyle w:val="GuideQuote"/>
+        <w:pBdr>
+          <w:left w:val="single" w:color="2F5597" w:sz="16" w:space="8"/>
+        </w:pBdr>
+      </w:pPr>
+      <w:r>
+        <w:rPr>
+          <w:rFonts w:ascii="Calibri" w:cs="Calibri" w:eastAsia="Calibri" w:hAnsi="Calibri"/>
+          <w:b/>
+          <w:bCs/>
+          <w:i/>
+          <w:iCs/>
+          <w:color w:val="323A46"/>
+          <w:sz w:val="20"/>
+          <w:szCs w:val="20"/>
+        </w:rPr>
+        <w:t xml:space="preserve">Dos puertas de entrada.</w:t>
+      </w:r>
+      <w:r>
+        <w:rPr>
+          <w:rFonts w:ascii="Calibri" w:cs="Calibri" w:eastAsia="Calibri" w:hAnsi="Calibri"/>
+          <w:i/>
+          <w:iCs/>
+          <w:color w:val="323A46"/>
+          <w:sz w:val="20"/>
+          <w:szCs w:val="20"/>
+        </w:rPr>
+        <w:t xml:space="preserve"> Esto nació como catálogo de cláusulas de IA, pero para redactarlas hubo que escribir entero el circuito del expediente: los veintiún documentos, quién firma cada uno y en qué orden. Ese circuito no tiene nada de específico de la IA y sirve para cualquier otra cláusula conforme a la Ley 9/2017. Quien venga a por cláusulas de IA lea esta guía de principio a fin; quien venga a tramitar bien un expediente vaya a la Parte V del clausulado y al ejemplo completo de la Parte VI.</w:t>
       </w:r>
     </w:p>
     <w:p>
@@ -98,52 +130,28 @@
           <w:sz w:val="21"/>
           <w:szCs w:val="21"/>
         </w:rPr>
-        <w:t xml:space="preserve">Delfina Lafuente Veira · Dr. José Antonio Ondiviela García · Miguel Ángel Domínguez Castellano</w:t>
-      </w:r>
-    </w:p>
-    <w:p>
-      <w:pPr>
-        <w:pStyle w:val="GuideCoverText"/>
-      </w:pPr>
-      <w:r>
-        <w:rPr>
-          <w:rFonts w:ascii="Calibri" w:cs="Calibri" w:eastAsia="Calibri" w:hAnsi="Calibri"/>
-          <w:b/>
-          <w:bCs/>
+        <w:t xml:space="preserve">Dr. José Antonio Ondiviela García · Miguel Ángel Domínguez Castellano</w:t>
+      </w:r>
+      <w:r>
+        <w:rPr>
+          <w:rFonts w:ascii="Calibri" w:cs="Calibri" w:eastAsia="Calibri" w:hAnsi="Calibri"/>
           <w:color w:val="22201D"/>
           <w:sz w:val="21"/>
           <w:szCs w:val="21"/>
         </w:rPr>
-        <w:t xml:space="preserve">Otras aportaciones:</w:t>
-      </w:r>
-      <w:r>
-        <w:rPr>
-          <w:rFonts w:ascii="Calibri" w:cs="Calibri" w:eastAsia="Calibri" w:hAnsi="Calibri"/>
+        <w:t xml:space="preserve">, firmantes · </w:t>
+      </w:r>
+      <w:r>
+        <w:rPr>
+          <w:rFonts w:ascii="Calibri" w:cs="Calibri" w:eastAsia="Calibri" w:hAnsi="Calibri"/>
+          <w:b/>
+          <w:bCs/>
           <w:color w:val="22201D"/>
           <w:sz w:val="21"/>
           <w:szCs w:val="21"/>
         </w:rPr>
-        <w:t xml:space="preserve"> personal técnico del Ayuntamiento de Pozuelo de Alarcón, con el contraste de la práctica municipal y la lectura crítica del borrador. Sus nombres se incorporarán en la siguiente versión, una vez recabado el consentimiento expreso de cada uno.</w:t>
-      </w:r>
-    </w:p>
-    <w:p>
-      <w:pPr>
-        <w:pStyle w:val="GuideH2"/>
-      </w:pPr>
-      <w:r>
-        <w:rPr>
-          <w:rFonts w:ascii="Calibri" w:cs="Calibri" w:eastAsia="Calibri" w:hAnsi="Calibri"/>
-          <w:b/>
-          <w:bCs/>
-          <w:color w:val="1F3864"/>
-        </w:rPr>
-        <w:t xml:space="preserve">Estado del documento</w:t>
-      </w:r>
-    </w:p>
-    <w:p>
-      <w:pPr>
-        <w:pStyle w:val="GuideCoverText"/>
-      </w:pPr>
+        <w:t xml:space="preserve">Delfina Lafuente Veira</w:t>
+      </w:r>
       <w:r>
         <w:rPr>
           <w:rFonts w:ascii="Calibri" w:cs="Calibri" w:eastAsia="Calibri" w:hAnsi="Calibri"/>
@@ -151,7 +159,7 @@
           <w:sz w:val="21"/>
           <w:szCs w:val="21"/>
         </w:rPr>
-        <w:t xml:space="preserve">Este catálogo nace de un problema real de gestión municipal, pero </w:t>
+        <w:t xml:space="preserve">, Concejal de Administración Digital, Calidad e Innovación del Ayuntamiento de Pozuelo de Alarcón, </w:t>
       </w:r>
       <w:r>
         <w:rPr>
@@ -162,7 +170,7 @@
           <w:sz w:val="21"/>
           <w:szCs w:val="21"/>
         </w:rPr>
-        <w:t xml:space="preserve">no es un documento oficial del Ayuntamiento de Pozuelo de Alarcón</w:t>
+        <w:t xml:space="preserve">co-impulsora del proyecto</w:t>
       </w:r>
       <w:r>
         <w:rPr>
@@ -171,7 +179,80 @@
           <w:sz w:val="21"/>
           <w:szCs w:val="21"/>
         </w:rPr>
-        <w:t xml:space="preserve">, no ha sido aprobado por ningún órgano municipal y no expresa la posición de la Corporación; ningún órgano de contratación, intervención o asesoría jurídica se ha pronunciado sobre él. Es una propuesta técnica publicada para el debate y la reutilización. </w:t>
+        <w:t xml:space="preserve">, a título personal.</w:t>
+      </w:r>
+    </w:p>
+    <w:p>
+      <w:pPr>
+        <w:pStyle w:val="GuideCoverText"/>
+      </w:pPr>
+      <w:r>
+        <w:rPr>
+          <w:rFonts w:ascii="Calibri" w:cs="Calibri" w:eastAsia="Calibri" w:hAnsi="Calibri"/>
+          <w:b/>
+          <w:bCs/>
+          <w:color w:val="22201D"/>
+          <w:sz w:val="21"/>
+          <w:szCs w:val="21"/>
+        </w:rPr>
+        <w:t xml:space="preserve">Reconocimiento a los servicios técnicos municipales:</w:t>
+      </w:r>
+      <w:r>
+        <w:rPr>
+          <w:rFonts w:ascii="Calibri" w:cs="Calibri" w:eastAsia="Calibri" w:hAnsi="Calibri"/>
+          <w:color w:val="22201D"/>
+          <w:sz w:val="21"/>
+          <w:szCs w:val="21"/>
+        </w:rPr>
+        <w:t xml:space="preserve"> suyos son el contraste con la práctica real de la contratación y la lectura crítica de los borradores, y han cambiado el documento. Se reconoce de forma colectiva y deliberada.</w:t>
+      </w:r>
+    </w:p>
+    <w:p>
+      <w:pPr>
+        <w:pStyle w:val="GuideH2"/>
+      </w:pPr>
+      <w:r>
+        <w:rPr>
+          <w:rFonts w:ascii="Calibri" w:cs="Calibri" w:eastAsia="Calibri" w:hAnsi="Calibri"/>
+          <w:b/>
+          <w:bCs/>
+          <w:color w:val="1F3864"/>
+        </w:rPr>
+        <w:t xml:space="preserve">Estado del documento</w:t>
+      </w:r>
+    </w:p>
+    <w:p>
+      <w:pPr>
+        <w:pStyle w:val="GuideCoverText"/>
+      </w:pPr>
+      <w:r>
+        <w:rPr>
+          <w:rFonts w:ascii="Calibri" w:cs="Calibri" w:eastAsia="Calibri" w:hAnsi="Calibri"/>
+          <w:color w:val="22201D"/>
+          <w:sz w:val="21"/>
+          <w:szCs w:val="21"/>
+        </w:rPr>
+        <w:t xml:space="preserve">Este catálogo nace de un problema real de gestión municipal, pero </w:t>
+      </w:r>
+      <w:r>
+        <w:rPr>
+          <w:rFonts w:ascii="Calibri" w:cs="Calibri" w:eastAsia="Calibri" w:hAnsi="Calibri"/>
+          <w:b/>
+          <w:bCs/>
+          <w:color w:val="22201D"/>
+          <w:sz w:val="21"/>
+          <w:szCs w:val="21"/>
+        </w:rPr>
+        <w:t xml:space="preserve">no es un documento oficial de ninguna administración</w:t>
+      </w:r>
+      <w:r>
+        <w:rPr>
+          <w:rFonts w:ascii="Calibri" w:cs="Calibri" w:eastAsia="Calibri" w:hAnsi="Calibri"/>
+          <w:color w:val="22201D"/>
+          <w:sz w:val="21"/>
+          <w:szCs w:val="21"/>
+        </w:rPr>
+        <w:t xml:space="preserve">, no ha sido aprobado por ningún órgano municipal, autonómico ni estatal y no expresa la posición de ninguna Corporación; ningún órgano de contratación, intervención o asesoría jurídica se ha pronunciado sobre él. Es una propuesta técnica publicada para el debate y la reutilización. </w:t>
       </w:r>
       <w:r>
         <w:rPr>
